--- a/server/assets/cv/Vishal_Sharma_CV.docx
+++ b/server/assets/cv/Vishal_Sharma_CV.docx
@@ -11,30 +11,30 @@
           <w:b/>
           <w:bCs/>
           <w:color w:val="12141A"/>
-          <w:sz w:val="38"/>
-          <w:szCs w:val="38"/>
+          <w:sz w:val="36"/>
+          <w:szCs w:val="36"/>
         </w:rPr>
         <w:t xml:space="preserve">Vishal Sharma</w:t>
       </w:r>
     </w:p>
     <w:p>
       <w:pPr>
-        <w:spacing w:after="40" w:before="0"/>
+        <w:spacing w:after="30" w:before="0"/>
       </w:pPr>
       <w:r>
         <w:rPr>
           <w:b/>
           <w:bCs/>
           <w:color w:val="166A45"/>
-          <w:sz w:val="22"/>
-          <w:szCs w:val="22"/>
+          <w:sz w:val="20"/>
+          <w:szCs w:val="20"/>
         </w:rPr>
         <w:t xml:space="preserve">Software Engineer</w:t>
       </w:r>
     </w:p>
     <w:p>
       <w:pPr>
-        <w:spacing w:after="100" w:before="0"/>
+        <w:spacing w:after="80" w:before="0"/>
       </w:pPr>
       <w:r>
         <w:rPr>
@@ -42,7 +42,7 @@
           <w:sz w:val="17"/>
           <w:szCs w:val="17"/>
         </w:rPr>
-        <w:t xml:space="preserve">Jaipur, India  |  [Email – to confirm]  |  [GitHub URL – to confirm]  |  [LinkedIn URL – to confirm]</w:t>
+        <w:t xml:space="preserve">Jaipur, India   |   vishal.sharma.tech1@gmail.com</w:t>
       </w:r>
     </w:p>
     <w:p>
@@ -51,28 +51,28 @@
         <w:pBdr>
           <w:bottom w:val="single" w:color="D9D4C7" w:sz="6" w:space="1"/>
         </w:pBdr>
-        <w:spacing w:after="60" w:before="140"/>
+        <w:spacing w:after="40" w:before="120"/>
       </w:pPr>
       <w:r>
         <w:rPr>
           <w:b/>
           <w:bCs/>
           <w:color w:val="166A45"/>
-          <w:sz w:val="20"/>
-          <w:szCs w:val="20"/>
+          <w:sz w:val="19"/>
+          <w:szCs w:val="19"/>
         </w:rPr>
         <w:t xml:space="preserve">PROFESSIONAL SUMMARY</w:t>
       </w:r>
     </w:p>
     <w:p>
       <w:pPr>
-        <w:spacing w:after="80" w:before="40"/>
+        <w:spacing w:after="60" w:before="30"/>
       </w:pPr>
       <w:r>
         <w:rPr>
           <w:color w:val="12141A"/>
-          <w:sz w:val="18"/>
-          <w:szCs w:val="18"/>
+          <w:sz w:val="17"/>
+          <w:szCs w:val="17"/>
         </w:rPr>
         <w:t xml:space="preserve">Computer Science undergraduate specializing in backend architecture, REST API engineering, and scalable software systems. Experienced in developing secure service layers, relational and document database integrations, and intelligent web applications.</w:t>
       </w:r>
@@ -83,51 +83,51 @@
         <w:pBdr>
           <w:bottom w:val="single" w:color="D9D4C7" w:sz="6" w:space="1"/>
         </w:pBdr>
-        <w:spacing w:after="60" w:before="140"/>
+        <w:spacing w:after="40" w:before="120"/>
       </w:pPr>
       <w:r>
         <w:rPr>
           <w:b/>
           <w:bCs/>
           <w:color w:val="166A45"/>
-          <w:sz w:val="20"/>
-          <w:szCs w:val="20"/>
-        </w:rPr>
-        <w:t xml:space="preserve">EDUCATION</w:t>
-      </w:r>
-    </w:p>
-    <w:p>
-      <w:pPr>
-        <w:spacing w:after="20" w:before="40"/>
-      </w:pPr>
-      <w:r>
-        <w:rPr>
-          <w:b/>
-          <w:bCs/>
-          <w:color w:val="12141A"/>
           <w:sz w:val="19"/>
           <w:szCs w:val="19"/>
         </w:rPr>
+        <w:t xml:space="preserve">EDUCATION</w:t>
+      </w:r>
+    </w:p>
+    <w:p>
+      <w:pPr>
+        <w:spacing w:after="20" w:before="30"/>
+      </w:pPr>
+      <w:r>
+        <w:rPr>
+          <w:b/>
+          <w:bCs/>
+          <w:color w:val="12141A"/>
+          <w:sz w:val="18"/>
+          <w:szCs w:val="18"/>
+        </w:rPr>
         <w:t xml:space="preserve">B.Tech in Computer Science and Engineering</w:t>
       </w:r>
+      <w:r>
+        <w:rPr>
+          <w:color w:val="4A4F5C"/>
+          <w:sz w:val="16"/>
+          <w:szCs w:val="16"/>
+        </w:rPr>
+        <w:t xml:space="preserve">  —  Expected Graduation: 2028</w:t>
+      </w:r>
+    </w:p>
+    <w:p>
+      <w:pPr>
+        <w:spacing w:after="60" w:before="0"/>
+      </w:pPr>
       <w:r>
         <w:rPr>
           <w:color w:val="4A4F5C"/>
           <w:sz w:val="17"/>
           <w:szCs w:val="17"/>
-        </w:rPr>
-        <w:t xml:space="preserve">  —  Expected Graduation: 2028</w:t>
-      </w:r>
-    </w:p>
-    <w:p>
-      <w:pPr>
-        <w:spacing w:after="80" w:before="0"/>
-      </w:pPr>
-      <w:r>
-        <w:rPr>
-          <w:color w:val="4A4F5C"/>
-          <w:sz w:val="18"/>
-          <w:szCs w:val="18"/>
         </w:rPr>
         <w:t xml:space="preserve">JK Lakshmipat University, Jaipur (Current Student)</w:t>
       </w:r>
@@ -138,109 +138,53 @@
         <w:pBdr>
           <w:bottom w:val="single" w:color="D9D4C7" w:sz="6" w:space="1"/>
         </w:pBdr>
-        <w:spacing w:after="60" w:before="140"/>
+        <w:spacing w:after="40" w:before="120"/>
       </w:pPr>
       <w:r>
         <w:rPr>
           <w:b/>
           <w:bCs/>
           <w:color w:val="166A45"/>
-          <w:sz w:val="20"/>
-          <w:szCs w:val="20"/>
-        </w:rPr>
-        <w:t xml:space="preserve">TECHNICAL SKILLS</w:t>
-      </w:r>
-    </w:p>
-    <w:p>
-      <w:pPr>
-        <w:spacing w:after="20" w:before="20"/>
+          <w:sz w:val="19"/>
+          <w:szCs w:val="19"/>
+        </w:rPr>
+        <w:t xml:space="preserve">EXPERIENCE</w:t>
+      </w:r>
+    </w:p>
+    <w:p>
+      <w:pPr>
+        <w:spacing w:after="20" w:before="30"/>
       </w:pPr>
       <w:r>
         <w:rPr>
           <w:b/>
           <w:bCs/>
           <w:color w:val="12141A"/>
-          <w:sz w:val="17"/>
-          <w:szCs w:val="17"/>
-        </w:rPr>
-        <w:t xml:space="preserve">• Languages: </w:t>
-      </w:r>
-      <w:r>
-        <w:rPr>
-          <w:color w:val="4A4F5C"/>
-          <w:sz w:val="17"/>
-          <w:szCs w:val="17"/>
-        </w:rPr>
-        <w:t xml:space="preserve">Java, C++, JavaScript, Python, SQL</w:t>
-      </w:r>
-    </w:p>
-    <w:p>
-      <w:pPr>
-        <w:spacing w:after="20" w:before="20"/>
-      </w:pPr>
-      <w:r>
-        <w:rPr>
-          <w:b/>
-          <w:bCs/>
+          <w:sz w:val="18"/>
+          <w:szCs w:val="18"/>
+        </w:rPr>
+        <w:t xml:space="preserve">JGS Jaipur Global Services Pvt. Ltd., Jaipur</w:t>
+      </w:r>
+      <w:r>
+        <w:rPr>
+          <w:color w:val="4A4F5C"/>
+          <w:sz w:val="16"/>
+          <w:szCs w:val="16"/>
+        </w:rPr>
+        <w:t xml:space="preserve">  —  18 May 2026 – 18 July 2026 (Internship)</w:t>
+      </w:r>
+    </w:p>
+    <w:p>
+      <w:pPr>
+        <w:spacing w:after="60" w:before="0"/>
+      </w:pPr>
+      <w:r>
+        <w:rPr>
           <w:color w:val="12141A"/>
-          <w:sz w:val="17"/>
-          <w:szCs w:val="17"/>
-        </w:rPr>
-        <w:t xml:space="preserve">• Frameworks &amp; APIs: </w:t>
-      </w:r>
-      <w:r>
-        <w:rPr>
-          <w:color w:val="4A4F5C"/>
-          <w:sz w:val="17"/>
-          <w:szCs w:val="17"/>
-        </w:rPr>
-        <w:t xml:space="preserve">Spring Boot, REST APIs, Node.js, Express, React</w:t>
-      </w:r>
-    </w:p>
-    <w:p>
-      <w:pPr>
-        <w:spacing w:after="20" w:before="20"/>
-      </w:pPr>
-      <w:r>
-        <w:rPr>
-          <w:b/>
-          <w:bCs/>
-          <w:color w:val="12141A"/>
-          <w:sz w:val="17"/>
-          <w:szCs w:val="17"/>
-        </w:rPr>
-        <w:t xml:space="preserve">• Databases: </w:t>
-      </w:r>
-      <w:r>
-        <w:rPr>
-          <w:color w:val="4A4F5C"/>
-          <w:sz w:val="17"/>
-          <w:szCs w:val="17"/>
-        </w:rPr>
-        <w:t xml:space="preserve">PostgreSQL, MySQL, MongoDB</w:t>
-      </w:r>
-    </w:p>
-    <w:p>
-      <w:pPr>
-        <w:spacing w:after="20" w:before="20"/>
-      </w:pPr>
-      <w:r>
-        <w:rPr>
-          <w:b/>
-          <w:bCs/>
-          <w:color w:val="12141A"/>
-          <w:sz w:val="17"/>
-          <w:szCs w:val="17"/>
-        </w:rPr>
-        <w:t xml:space="preserve">• Tools &amp; Workflow: </w:t>
-      </w:r>
-      <w:r>
-        <w:rPr>
-          <w:color w:val="4A4F5C"/>
-          <w:sz w:val="17"/>
-          <w:szCs w:val="17"/>
-        </w:rPr>
-        <w:t xml:space="preserve">Git, GitHub, Maven, Postman</w:t>
+          <w:sz w:val="16"/>
+          <w:szCs w:val="16"/>
+        </w:rPr>
+        <w:t xml:space="preserve">Engineered backend service layer and data persistence for SellerLensIQ, an Amazon keyword research and listing SEO platform. Built Spring Boot REST APIs, implemented authentication, CSV bulk ingestion pipeline, and PostgreSQL database models.</w:t>
       </w:r>
     </w:p>
     <w:p>
@@ -249,170 +193,86 @@
         <w:pBdr>
           <w:bottom w:val="single" w:color="D9D4C7" w:sz="6" w:space="1"/>
         </w:pBdr>
-        <w:spacing w:after="60" w:before="140"/>
+        <w:spacing w:after="40" w:before="120"/>
       </w:pPr>
       <w:r>
         <w:rPr>
           <w:b/>
           <w:bCs/>
           <w:color w:val="166A45"/>
-          <w:sz w:val="20"/>
-          <w:szCs w:val="20"/>
-        </w:rPr>
-        <w:t xml:space="preserve">PROJECTS</w:t>
-      </w:r>
-    </w:p>
-    <w:p>
-      <w:pPr>
-        <w:spacing w:after="20" w:before="40"/>
-      </w:pPr>
-      <w:r>
-        <w:rPr>
-          <w:b/>
-          <w:bCs/>
-          <w:color w:val="12141A"/>
           <w:sz w:val="19"/>
           <w:szCs w:val="19"/>
         </w:rPr>
-        <w:t xml:space="preserve">SellerLensIQ</w:t>
-      </w:r>
-      <w:r>
-        <w:rPr>
-          <w:color w:val="166A45"/>
-          <w:sz w:val="17"/>
-          <w:szCs w:val="17"/>
-        </w:rPr>
-        <w:t xml:space="preserve">  [React, Node.js, MongoDB, REST APIs]</w:t>
-      </w:r>
-    </w:p>
-    <w:p>
-      <w:pPr>
-        <w:spacing w:after="20" w:before="0"/>
-      </w:pPr>
-      <w:r>
-        <w:rPr>
-          <w:color w:val="4A4F5C"/>
-          <w:sz w:val="17"/>
-          <w:szCs w:val="17"/>
-        </w:rPr>
-        <w:t xml:space="preserve">Intelligent e-commerce analytics and monitoring platform. Architected RESTful endpoints, implemented data persistence models, and designed interactive analytics views.</w:t>
-      </w:r>
-    </w:p>
-    <w:p>
-      <w:pPr>
-        <w:spacing w:after="60" w:before="0"/>
-      </w:pPr>
-      <w:r>
-        <w:rPr>
-          <w:i/>
-          <w:iCs/>
-          <w:color w:val="166A45"/>
-          <w:sz w:val="16"/>
-          <w:szCs w:val="16"/>
-        </w:rPr>
-        <w:t xml:space="preserve">[GitHub URL – to confirm] · [Live Demo – to confirm]</w:t>
-      </w:r>
-    </w:p>
-    <w:p>
-      <w:pPr>
-        <w:spacing w:after="20" w:before="40"/>
+        <w:t xml:space="preserve">TECHNICAL SKILLS</w:t>
+      </w:r>
+    </w:p>
+    <w:p>
+      <w:pPr>
+        <w:spacing w:after="15" w:before="15"/>
       </w:pPr>
       <w:r>
         <w:rPr>
           <w:b/>
           <w:bCs/>
           <w:color w:val="12141A"/>
-          <w:sz w:val="19"/>
-          <w:szCs w:val="19"/>
-        </w:rPr>
-        <w:t xml:space="preserve">Clinic Management System</w:t>
-      </w:r>
-      <w:r>
-        <w:rPr>
-          <w:color w:val="166A45"/>
-          <w:sz w:val="17"/>
-          <w:szCs w:val="17"/>
-        </w:rPr>
-        <w:t xml:space="preserve">  [Java, Spring Boot, MySQL, REST APIs]</w:t>
-      </w:r>
-    </w:p>
-    <w:p>
-      <w:pPr>
-        <w:spacing w:after="20" w:before="0"/>
-      </w:pPr>
-      <w:r>
-        <w:rPr>
-          <w:color w:val="4A4F5C"/>
-          <w:sz w:val="17"/>
-          <w:szCs w:val="17"/>
-        </w:rPr>
-        <w:t xml:space="preserve">Healthcare scheduling and patient record management system. Implemented structured domain models, secure REST endpoints, and relational database persistence.</w:t>
-      </w:r>
-    </w:p>
-    <w:p>
-      <w:pPr>
-        <w:spacing w:after="60" w:before="0"/>
-      </w:pPr>
-      <w:r>
-        <w:rPr>
-          <w:i/>
-          <w:iCs/>
-          <w:color w:val="166A45"/>
-          <w:sz w:val="16"/>
-          <w:szCs w:val="16"/>
-        </w:rPr>
-        <w:t xml:space="preserve">[GitHub URL – to confirm] · [Live Demo – to confirm]</w:t>
-      </w:r>
-    </w:p>
-    <w:p>
-      <w:pPr>
-        <w:spacing w:after="20" w:before="40"/>
+          <w:sz w:val="16"/>
+          <w:szCs w:val="16"/>
+        </w:rPr>
+        <w:t xml:space="preserve">• Frontend: </w:t>
+      </w:r>
+      <w:r>
+        <w:rPr>
+          <w:color w:val="4A4F5C"/>
+          <w:sz w:val="16"/>
+          <w:szCs w:val="16"/>
+        </w:rPr>
+        <w:t xml:space="preserve">JavaScript, React</w:t>
+      </w:r>
+    </w:p>
+    <w:p>
+      <w:pPr>
+        <w:spacing w:after="15" w:before="15"/>
       </w:pPr>
       <w:r>
         <w:rPr>
           <w:b/>
           <w:bCs/>
           <w:color w:val="12141A"/>
-          <w:sz w:val="19"/>
-          <w:szCs w:val="19"/>
-        </w:rPr>
-        <w:t xml:space="preserve">Developer Portfolio</w:t>
-      </w:r>
-      <w:r>
-        <w:rPr>
-          <w:color w:val="166A45"/>
-          <w:sz w:val="17"/>
-          <w:szCs w:val="17"/>
-        </w:rPr>
-        <w:t xml:space="preserve">  [React, Node.js, Express, MongoDB]</w:t>
-      </w:r>
-    </w:p>
-    <w:p>
-      <w:pPr>
-        <w:spacing w:after="20" w:before="0"/>
-      </w:pPr>
-      <w:r>
-        <w:rPr>
-          <w:color w:val="4A4F5C"/>
-          <w:sz w:val="17"/>
-          <w:szCs w:val="17"/>
-        </w:rPr>
-        <w:t xml:space="preserve">Interactive full-stack portfolio built around a live request-path architecture. Features automated CV generation and serving, API health telemetry, and MongoDB contact persistence.</w:t>
-      </w:r>
-    </w:p>
-    <w:p>
-      <w:pPr>
-        <w:spacing w:after="60" w:before="0"/>
-      </w:pPr>
-      <w:r>
-        <w:rPr>
-          <w:i/>
-          <w:iCs/>
-          <w:color w:val="166A45"/>
-          <w:sz w:val="16"/>
-          <w:szCs w:val="16"/>
-        </w:rPr>
-        <w:t xml:space="preserve">[GitHub URL – to confirm] · [Live Demo – to confirm]</w:t>
+          <w:sz w:val="16"/>
+          <w:szCs w:val="16"/>
+        </w:rPr>
+        <w:t xml:space="preserve">• Backend: </w:t>
+      </w:r>
+      <w:r>
+        <w:rPr>
+          <w:color w:val="4A4F5C"/>
+          <w:sz w:val="16"/>
+          <w:szCs w:val="16"/>
+        </w:rPr>
+        <w:t xml:space="preserve">Java, C++, Python, Spring Boot, REST APIs, Node.js, Express, PostgreSQL, MySQL, MongoDB, SQL</w:t>
+      </w:r>
+    </w:p>
+    <w:p>
+      <w:pPr>
+        <w:spacing w:after="15" w:before="15"/>
+      </w:pPr>
+      <w:r>
+        <w:rPr>
+          <w:b/>
+          <w:bCs/>
+          <w:color w:val="12141A"/>
+          <w:sz w:val="16"/>
+          <w:szCs w:val="16"/>
+        </w:rPr>
+        <w:t xml:space="preserve">• Tools &amp; Technologies: </w:t>
+      </w:r>
+      <w:r>
+        <w:rPr>
+          <w:color w:val="4A4F5C"/>
+          <w:sz w:val="16"/>
+          <w:szCs w:val="16"/>
+        </w:rPr>
+        <w:t xml:space="preserve">Git, GitHub, Maven, Postman, Practical AI Integration, AI-Assisted App Development</w:t>
       </w:r>
     </w:p>
     <w:p>
@@ -421,30 +281,193 @@
         <w:pBdr>
           <w:bottom w:val="single" w:color="D9D4C7" w:sz="6" w:space="1"/>
         </w:pBdr>
-        <w:spacing w:after="60" w:before="140"/>
+        <w:spacing w:after="40" w:before="120"/>
       </w:pPr>
       <w:r>
         <w:rPr>
           <w:b/>
           <w:bCs/>
           <w:color w:val="166A45"/>
-          <w:sz w:val="20"/>
-          <w:szCs w:val="20"/>
-        </w:rPr>
-        <w:t xml:space="preserve">CORE COMPETENCIES &amp; FOCUS AREAS</w:t>
-      </w:r>
-    </w:p>
-    <w:p>
-      <w:pPr>
-        <w:spacing w:after="40" w:before="40"/>
-      </w:pPr>
-      <w:r>
-        <w:rPr>
+          <w:sz w:val="19"/>
+          <w:szCs w:val="19"/>
+        </w:rPr>
+        <w:t xml:space="preserve">PROJECTS SHOWCASE</w:t>
+      </w:r>
+    </w:p>
+    <w:p>
+      <w:pPr>
+        <w:spacing w:after="15" w:before="30"/>
+      </w:pPr>
+      <w:r>
+        <w:rPr>
+          <w:b/>
+          <w:bCs/>
           <w:color w:val="12141A"/>
-          <w:sz w:val="17"/>
-          <w:szCs w:val="17"/>
-        </w:rPr>
-        <w:t xml:space="preserve">API Design &amp; Implementation   •   Database Integration &amp; Modeling   •   Authentication &amp; Security   •   AI-Assisted Application Development</w:t>
+          <w:sz w:val="18"/>
+          <w:szCs w:val="18"/>
+        </w:rPr>
+        <w:t xml:space="preserve">SellerLensIQ</w:t>
+      </w:r>
+      <w:r>
+        <w:rPr>
+          <w:b/>
+          <w:bCs/>
+          <w:color w:val="166A45"/>
+          <w:sz w:val="16"/>
+          <w:szCs w:val="16"/>
+        </w:rPr>
+        <w:t xml:space="preserve">  [Java, Spring Boot, PostgreSQL, REST APIs]</w:t>
+      </w:r>
+      <w:r>
+        <w:rPr>
+          <w:i/>
+          <w:iCs/>
+          <w:color w:val="4A4F5C"/>
+          <w:sz w:val="15"/>
+          <w:szCs w:val="15"/>
+        </w:rPr>
+        <w:t xml:space="preserve">  (Associated with JGS)</w:t>
+      </w:r>
+    </w:p>
+    <w:p>
+      <w:pPr>
+        <w:spacing w:after="40" w:before="0"/>
+      </w:pPr>
+      <w:r>
+        <w:rPr>
+          <w:color w:val="4A4F5C"/>
+          <w:sz w:val="16"/>
+          <w:szCs w:val="16"/>
+        </w:rPr>
+        <w:t xml:space="preserve">Amazon keyword research and listing SEO intelligence platform. Engineered RESTful endpoints for keyword portfolio tracking, CSV bulk upload pipeline, and PostgreSQL persistence.</w:t>
+      </w:r>
+    </w:p>
+    <w:p>
+      <w:pPr>
+        <w:spacing w:after="15" w:before="30"/>
+      </w:pPr>
+      <w:r>
+        <w:rPr>
+          <w:b/>
+          <w:bCs/>
+          <w:color w:val="12141A"/>
+          <w:sz w:val="18"/>
+          <w:szCs w:val="18"/>
+        </w:rPr>
+        <w:t xml:space="preserve">ClinicSaaS</w:t>
+      </w:r>
+      <w:r>
+        <w:rPr>
+          <w:b/>
+          <w:bCs/>
+          <w:color w:val="166A45"/>
+          <w:sz w:val="16"/>
+          <w:szCs w:val="16"/>
+        </w:rPr>
+        <w:t xml:space="preserve">  [Java, Spring Boot, REST APIs]</w:t>
+      </w:r>
+      <w:r>
+        <w:rPr>
+          <w:i/>
+          <w:iCs/>
+          <w:color w:val="4A4F5C"/>
+          <w:sz w:val="15"/>
+          <w:szCs w:val="15"/>
+        </w:rPr>
+        <w:t xml:space="preserve">  (In Progress)</w:t>
+      </w:r>
+    </w:p>
+    <w:p>
+      <w:pPr>
+        <w:spacing w:after="40" w:before="0"/>
+      </w:pPr>
+      <w:r>
+        <w:rPr>
+          <w:color w:val="4A4F5C"/>
+          <w:sz w:val="16"/>
+          <w:szCs w:val="16"/>
+        </w:rPr>
+        <w:t xml:space="preserve">Healthcare clinic management application for administrative and appointment workflows. Implemented structured domain models, doctor scheduling logic, and secure REST endpoints.</w:t>
+      </w:r>
+    </w:p>
+    <w:p>
+      <w:pPr>
+        <w:spacing w:after="15" w:before="30"/>
+      </w:pPr>
+      <w:r>
+        <w:rPr>
+          <w:b/>
+          <w:bCs/>
+          <w:color w:val="12141A"/>
+          <w:sz w:val="18"/>
+          <w:szCs w:val="18"/>
+        </w:rPr>
+        <w:t xml:space="preserve">Vaani Bill</w:t>
+      </w:r>
+      <w:r>
+        <w:rPr>
+          <w:b/>
+          <w:bCs/>
+          <w:color w:val="166A45"/>
+          <w:sz w:val="16"/>
+          <w:szCs w:val="16"/>
+        </w:rPr>
+        <w:t xml:space="preserve">  [React, Node.js, REST APIs]</w:t>
+      </w:r>
+      <w:r>
+        <w:rPr>
+          <w:i/>
+          <w:iCs/>
+          <w:color w:val="4A4F5C"/>
+          <w:sz w:val="15"/>
+          <w:szCs w:val="15"/>
+        </w:rPr>
+        <w:t xml:space="preserve">  (Concept)</w:t>
+      </w:r>
+    </w:p>
+    <w:p>
+      <w:pPr>
+        <w:spacing w:after="40" w:before="0"/>
+      </w:pPr>
+      <w:r>
+        <w:rPr>
+          <w:color w:val="4A4F5C"/>
+          <w:sz w:val="16"/>
+          <w:szCs w:val="16"/>
+        </w:rPr>
+        <w:t xml:space="preserve">AI voice point-of-sale concept exploring billing simplification through Hindi, English, and Hinglish speech interactions. (Product concept, not yet deployed).</w:t>
+      </w:r>
+    </w:p>
+    <w:p>
+      <w:pPr>
+        <w:pStyle w:val="Heading2"/>
+        <w:pBdr>
+          <w:bottom w:val="single" w:color="D9D4C7" w:sz="6" w:space="1"/>
+        </w:pBdr>
+        <w:spacing w:after="40" w:before="120"/>
+      </w:pPr>
+      <w:r>
+        <w:rPr>
+          <w:b/>
+          <w:bCs/>
+          <w:color w:val="166A45"/>
+          <w:sz w:val="19"/>
+          <w:szCs w:val="19"/>
+        </w:rPr>
+        <w:t xml:space="preserve">CORE COMPETENCIES &amp; ENGINEERING FOCUS</w:t>
+      </w:r>
+    </w:p>
+    <w:p>
+      <w:pPr>
+        <w:spacing w:after="30" w:before="30"/>
+      </w:pPr>
+      <w:r>
+        <w:rPr>
+          <w:color w:val="12141A"/>
+          <w:sz w:val="16"/>
+          <w:szCs w:val="16"/>
+        </w:rPr>
+        <w:t xml:space="preserve">Strict API Contracts &amp; Schema Validation   •   Relational &amp; Document Persistence Boundaries   •   Defensive Security &amp; Middleware Architecture   •   Practical AI Systems Integration</w:t>
       </w:r>
     </w:p>
     <w:sectPr>

--- a/server/assets/cv/Vishal_Sharma_CV.docx
+++ b/server/assets/cv/Vishal_Sharma_CV.docx
@@ -4,475 +4,826 @@
   <w:body>
     <w:p>
       <w:pPr>
-        <w:spacing w:after="20" w:before="0"/>
-      </w:pPr>
-      <w:r>
-        <w:rPr>
-          <w:b/>
-          <w:bCs/>
-          <w:color w:val="12141A"/>
-          <w:sz w:val="36"/>
-          <w:szCs w:val="36"/>
+        <w:spacing w:after="30" w:before="0"/>
+      </w:pPr>
+      <w:r>
+        <w:rPr>
+          <w:b/>
+          <w:bCs/>
+          <w:color w:val="111827"/>
+          <w:sz w:val="40"/>
+          <w:szCs w:val="40"/>
         </w:rPr>
         <w:t xml:space="preserve">Vishal Sharma</w:t>
       </w:r>
     </w:p>
     <w:p>
       <w:pPr>
-        <w:spacing w:after="30" w:before="0"/>
-      </w:pPr>
-      <w:r>
-        <w:rPr>
-          <w:b/>
-          <w:bCs/>
-          <w:color w:val="166A45"/>
-          <w:sz w:val="20"/>
-          <w:szCs w:val="20"/>
+        <w:spacing w:after="40" w:before="0"/>
+      </w:pPr>
+      <w:r>
+        <w:rPr>
+          <w:b/>
+          <w:bCs/>
+          <w:color w:val="15803D"/>
+          <w:sz w:val="21"/>
+          <w:szCs w:val="21"/>
         </w:rPr>
         <w:t xml:space="preserve">Software Engineer</w:t>
       </w:r>
     </w:p>
     <w:p>
       <w:pPr>
-        <w:spacing w:after="80" w:before="0"/>
-      </w:pPr>
-      <w:r>
-        <w:rPr>
-          <w:color w:val="4A4F5C"/>
-          <w:sz w:val="17"/>
-          <w:szCs w:val="17"/>
-        </w:rPr>
-        <w:t xml:space="preserve">Jaipur, India   |   vishal.sharma.tech1@gmail.com</w:t>
-      </w:r>
-    </w:p>
-    <w:p>
-      <w:pPr>
-        <w:pStyle w:val="Heading2"/>
+        <w:spacing w:after="10" w:before="0"/>
+      </w:pPr>
+      <w:r>
+        <w:rPr>
+          <w:color w:val="4B5563"/>
+          <w:sz w:val="17"/>
+          <w:szCs w:val="17"/>
+        </w:rPr>
+        <w:t xml:space="preserve">Jaipur, India</w:t>
+      </w:r>
+      <w:r>
+        <w:rPr>
+          <w:color w:val="4B5563"/>
+          <w:sz w:val="17"/>
+          <w:szCs w:val="17"/>
+        </w:rPr>
+        <w:t xml:space="preserve">   |   </w:t>
+      </w:r>
+      <w:r>
+        <w:rPr>
+          <w:color w:val="1D4ED8"/>
+          <w:sz w:val="17"/>
+          <w:szCs w:val="17"/>
+        </w:rPr>
+        <w:t xml:space="preserve">vishal.sharma.tech1@gmail.com</w:t>
+      </w:r>
+      <w:r>
+        <w:rPr>
+          <w:color w:val="4B5563"/>
+          <w:sz w:val="17"/>
+          <w:szCs w:val="17"/>
+        </w:rPr>
+        <w:t xml:space="preserve">   |   </w:t>
+      </w:r>
+      <w:r>
+        <w:rPr>
+          <w:color w:val="1D4ED8"/>
+          <w:sz w:val="17"/>
+          <w:szCs w:val="17"/>
+        </w:rPr>
+        <w:t xml:space="preserve">github.com/CodewithVishal73</w:t>
+      </w:r>
+      <w:r>
+        <w:rPr>
+          <w:color w:val="4B5563"/>
+          <w:sz w:val="17"/>
+          <w:szCs w:val="17"/>
+        </w:rPr>
+        <w:t xml:space="preserve">   |   </w:t>
+      </w:r>
+      <w:r>
+        <w:rPr>
+          <w:color w:val="1D4ED8"/>
+          <w:sz w:val="17"/>
+          <w:szCs w:val="17"/>
+        </w:rPr>
+        <w:t xml:space="preserve">vishalsharma1.netlify.app</w:t>
+      </w:r>
+    </w:p>
+    <w:p>
+      <w:pPr>
+        <w:spacing w:after="60" w:before="0"/>
+      </w:pPr>
+      <w:r>
+        <w:rPr>
+          <w:color w:val="4B5563"/>
+          <w:sz w:val="17"/>
+          <w:szCs w:val="17"/>
+        </w:rPr>
+        <w:t xml:space="preserve"/>
+      </w:r>
+    </w:p>
+    <w:p>
+      <w:pPr>
         <w:pBdr>
-          <w:bottom w:val="single" w:color="D9D4C7" w:sz="6" w:space="1"/>
+          <w:bottom w:val="single" w:color="D1D5DB" w:sz="4" w:space="1"/>
         </w:pBdr>
-        <w:spacing w:after="40" w:before="120"/>
-      </w:pPr>
-      <w:r>
-        <w:rPr>
-          <w:b/>
-          <w:bCs/>
-          <w:color w:val="166A45"/>
-          <w:sz w:val="19"/>
-          <w:szCs w:val="19"/>
-        </w:rPr>
-        <w:t xml:space="preserve">PROFESSIONAL SUMMARY</w:t>
-      </w:r>
-    </w:p>
-    <w:p>
-      <w:pPr>
-        <w:spacing w:after="60" w:before="30"/>
-      </w:pPr>
-      <w:r>
-        <w:rPr>
-          <w:color w:val="12141A"/>
-          <w:sz w:val="17"/>
-          <w:szCs w:val="17"/>
-        </w:rPr>
-        <w:t xml:space="preserve">Computer Science undergraduate specializing in backend architecture, REST API engineering, and scalable software systems. Experienced in developing secure service layers, relational and document database integrations, and intelligent web applications.</w:t>
-      </w:r>
-    </w:p>
-    <w:p>
-      <w:pPr>
-        <w:pStyle w:val="Heading2"/>
-        <w:pBdr>
-          <w:bottom w:val="single" w:color="D9D4C7" w:sz="6" w:space="1"/>
-        </w:pBdr>
-        <w:spacing w:after="40" w:before="120"/>
-      </w:pPr>
-      <w:r>
-        <w:rPr>
-          <w:b/>
-          <w:bCs/>
-          <w:color w:val="166A45"/>
-          <w:sz w:val="19"/>
-          <w:szCs w:val="19"/>
-        </w:rPr>
-        <w:t xml:space="preserve">EDUCATION</w:t>
-      </w:r>
-    </w:p>
-    <w:p>
-      <w:pPr>
-        <w:spacing w:after="20" w:before="30"/>
-      </w:pPr>
-      <w:r>
-        <w:rPr>
-          <w:b/>
-          <w:bCs/>
-          <w:color w:val="12141A"/>
+        <w:spacing w:after="50" w:before="160"/>
+      </w:pPr>
+      <w:r>
+        <w:rPr>
+          <w:b/>
+          <w:bCs/>
+          <w:color w:val="15803D"/>
+          <w:spacing w:val="80"/>
           <w:sz w:val="18"/>
           <w:szCs w:val="18"/>
         </w:rPr>
+        <w:t xml:space="preserve">PROFESSIONAL SUMMARY</w:t>
+      </w:r>
+    </w:p>
+    <w:p>
+      <w:pPr>
+        <w:spacing w:after="60" w:before="40"/>
+      </w:pPr>
+      <w:r>
+        <w:rPr>
+          <w:color w:val="111827"/>
+          <w:sz w:val="17"/>
+          <w:szCs w:val="17"/>
+        </w:rPr>
+        <w:t xml:space="preserve">Computer Science undergraduate specializing in backend architecture, REST API engineering, and scalable software systems. Experienced in developing secure service layers, relational and document database integrations, and intelligent web applications. Solved 175+ problems on LeetCode. McKinsey Forward Program participant. Committed to building verifiable, production-quality systems.</w:t>
+      </w:r>
+    </w:p>
+    <w:p>
+      <w:pPr>
+        <w:pBdr>
+          <w:bottom w:val="single" w:color="D1D5DB" w:sz="4" w:space="1"/>
+        </w:pBdr>
+        <w:spacing w:after="50" w:before="160"/>
+      </w:pPr>
+      <w:r>
+        <w:rPr>
+          <w:b/>
+          <w:bCs/>
+          <w:color w:val="15803D"/>
+          <w:spacing w:val="80"/>
+          <w:sz w:val="18"/>
+          <w:szCs w:val="18"/>
+        </w:rPr>
+        <w:t xml:space="preserve">EDUCATION</w:t>
+      </w:r>
+    </w:p>
+    <w:p>
+      <w:pPr>
+        <w:spacing w:after="20" w:before="40"/>
+      </w:pPr>
+      <w:r>
+        <w:rPr>
+          <w:b/>
+          <w:bCs/>
+          <w:color w:val="111827"/>
+          <w:sz w:val="18"/>
+          <w:szCs w:val="18"/>
+        </w:rPr>
         <w:t xml:space="preserve">B.Tech in Computer Science and Engineering</w:t>
       </w:r>
       <w:r>
         <w:rPr>
-          <w:color w:val="4A4F5C"/>
+          <w:color w:val="4B5563"/>
+          <w:sz w:val="17"/>
+          <w:szCs w:val="17"/>
+        </w:rPr>
+        <w:t xml:space="preserve">  —  Expected Graduation: 2028</w:t>
+      </w:r>
+    </w:p>
+    <w:p>
+      <w:pPr>
+        <w:spacing w:after="60" w:before="0"/>
+      </w:pPr>
+      <w:r>
+        <w:rPr>
+          <w:color w:val="4B5563"/>
+          <w:sz w:val="17"/>
+          <w:szCs w:val="17"/>
+        </w:rPr>
+        <w:t xml:space="preserve">JK Lakshmipat University, Jaipur  (Current Student)</w:t>
+      </w:r>
+    </w:p>
+    <w:p>
+      <w:pPr>
+        <w:pBdr>
+          <w:bottom w:val="single" w:color="D1D5DB" w:sz="4" w:space="1"/>
+        </w:pBdr>
+        <w:spacing w:after="50" w:before="160"/>
+      </w:pPr>
+      <w:r>
+        <w:rPr>
+          <w:b/>
+          <w:bCs/>
+          <w:color w:val="15803D"/>
+          <w:spacing w:val="80"/>
+          <w:sz w:val="18"/>
+          <w:szCs w:val="18"/>
+        </w:rPr>
+        <w:t xml:space="preserve">EXPERIENCE</w:t>
+      </w:r>
+    </w:p>
+    <w:p>
+      <w:pPr>
+        <w:spacing w:after="20" w:before="40"/>
+      </w:pPr>
+      <w:r>
+        <w:rPr>
+          <w:b/>
+          <w:bCs/>
+          <w:color w:val="111827"/>
+          <w:sz w:val="18"/>
+          <w:szCs w:val="18"/>
+        </w:rPr>
+        <w:t xml:space="preserve">JGS Jaipur Global Services Pvt. Ltd., Jaipur</w:t>
+      </w:r>
+      <w:r>
+        <w:rPr>
+          <w:color w:val="4B5563"/>
+          <w:sz w:val="17"/>
+          <w:szCs w:val="17"/>
+        </w:rPr>
+        <w:t xml:space="preserve">  —  18 May 2026 – 18 July 2026  (Backend Engineering Intern)</w:t>
+      </w:r>
+    </w:p>
+    <w:p>
+      <w:pPr>
+        <w:pStyle w:val="ListParagraph"/>
+        <w:numPr>
+          <w:ilvl w:val="0"/>
+          <w:numId w:val="1"/>
+        </w:numPr>
+        <w:spacing w:after="20" w:before="20"/>
+      </w:pPr>
+      <w:r>
+        <w:rPr>
+          <w:color w:val="111827"/>
+          <w:sz w:val="17"/>
+          <w:szCs w:val="17"/>
+        </w:rPr>
+        <w:t xml:space="preserve">Engineered backend service layer and data persistence for SellerLensIQ — an Amazon keyword research and listing SEO platform.</w:t>
+      </w:r>
+    </w:p>
+    <w:p>
+      <w:pPr>
+        <w:pStyle w:val="ListParagraph"/>
+        <w:numPr>
+          <w:ilvl w:val="0"/>
+          <w:numId w:val="1"/>
+        </w:numPr>
+        <w:spacing w:after="20" w:before="20"/>
+      </w:pPr>
+      <w:r>
+        <w:rPr>
+          <w:color w:val="111827"/>
+          <w:sz w:val="17"/>
+          <w:szCs w:val="17"/>
+        </w:rPr>
+        <w:t xml:space="preserve">Built Spring Boot REST APIs, implemented authentication, CSV bulk ingestion pipeline, and PostgreSQL database models.</w:t>
+      </w:r>
+    </w:p>
+    <w:p>
+      <w:pPr>
+        <w:pStyle w:val="ListParagraph"/>
+        <w:numPr>
+          <w:ilvl w:val="0"/>
+          <w:numId w:val="1"/>
+        </w:numPr>
+        <w:spacing w:after="20" w:before="20"/>
+      </w:pPr>
+      <w:r>
+        <w:rPr>
+          <w:color w:val="111827"/>
+          <w:sz w:val="17"/>
+          <w:szCs w:val="17"/>
+        </w:rPr>
+        <w:t xml:space="preserve">Designed and implemented relational schema with efficient query patterns for keyword portfolio and listing analytics.</w:t>
+      </w:r>
+    </w:p>
+    <w:p>
+      <w:pPr>
+        <w:spacing w:after="50" w:before="0"/>
+      </w:pPr>
+    </w:p>
+    <w:p>
+      <w:pPr>
+        <w:pBdr>
+          <w:bottom w:val="single" w:color="D1D5DB" w:sz="4" w:space="1"/>
+        </w:pBdr>
+        <w:spacing w:after="50" w:before="160"/>
+      </w:pPr>
+      <w:r>
+        <w:rPr>
+          <w:b/>
+          <w:bCs/>
+          <w:color w:val="15803D"/>
+          <w:spacing w:val="80"/>
+          <w:sz w:val="18"/>
+          <w:szCs w:val="18"/>
+        </w:rPr>
+        <w:t xml:space="preserve">TECHNICAL SKILLS</w:t>
+      </w:r>
+    </w:p>
+    <w:p>
+      <w:pPr>
+        <w:spacing w:after="20" w:before="40"/>
+      </w:pPr>
+      <w:r>
+        <w:rPr>
+          <w:b/>
+          <w:bCs/>
+          <w:color w:val="111827"/>
+          <w:sz w:val="17"/>
+          <w:szCs w:val="17"/>
+        </w:rPr>
+        <w:t xml:space="preserve">Languages: </w:t>
+      </w:r>
+      <w:r>
+        <w:rPr>
+          <w:color w:val="4B5563"/>
+          <w:sz w:val="17"/>
+          <w:szCs w:val="17"/>
+        </w:rPr>
+        <w:t xml:space="preserve">Java, C++, Python, JavaScript</w:t>
+      </w:r>
+    </w:p>
+    <w:p>
+      <w:pPr>
+        <w:spacing w:after="20" w:before="0"/>
+      </w:pPr>
+      <w:r>
+        <w:rPr>
+          <w:b/>
+          <w:bCs/>
+          <w:color w:val="111827"/>
+          <w:sz w:val="17"/>
+          <w:szCs w:val="17"/>
+        </w:rPr>
+        <w:t xml:space="preserve">Backend: </w:t>
+      </w:r>
+      <w:r>
+        <w:rPr>
+          <w:color w:val="4B5563"/>
+          <w:sz w:val="17"/>
+          <w:szCs w:val="17"/>
+        </w:rPr>
+        <w:t xml:space="preserve">Spring Boot, REST APIs, Node.js, Express</w:t>
+      </w:r>
+    </w:p>
+    <w:p>
+      <w:pPr>
+        <w:spacing w:after="20" w:before="0"/>
+      </w:pPr>
+      <w:r>
+        <w:rPr>
+          <w:b/>
+          <w:bCs/>
+          <w:color w:val="111827"/>
+          <w:sz w:val="17"/>
+          <w:szCs w:val="17"/>
+        </w:rPr>
+        <w:t xml:space="preserve">Databases: </w:t>
+      </w:r>
+      <w:r>
+        <w:rPr>
+          <w:color w:val="4B5563"/>
+          <w:sz w:val="17"/>
+          <w:szCs w:val="17"/>
+        </w:rPr>
+        <w:t xml:space="preserve">PostgreSQL, MySQL, MongoDB, SQL</w:t>
+      </w:r>
+    </w:p>
+    <w:p>
+      <w:pPr>
+        <w:spacing w:after="20" w:before="0"/>
+      </w:pPr>
+      <w:r>
+        <w:rPr>
+          <w:b/>
+          <w:bCs/>
+          <w:color w:val="111827"/>
+          <w:sz w:val="17"/>
+          <w:szCs w:val="17"/>
+        </w:rPr>
+        <w:t xml:space="preserve">Frontend: </w:t>
+      </w:r>
+      <w:r>
+        <w:rPr>
+          <w:color w:val="4B5563"/>
+          <w:sz w:val="17"/>
+          <w:szCs w:val="17"/>
+        </w:rPr>
+        <w:t xml:space="preserve">React, HTML, CSS, JavaScript</w:t>
+      </w:r>
+    </w:p>
+    <w:p>
+      <w:pPr>
+        <w:spacing w:after="60" w:before="0"/>
+      </w:pPr>
+      <w:r>
+        <w:rPr>
+          <w:b/>
+          <w:bCs/>
+          <w:color w:val="111827"/>
+          <w:sz w:val="17"/>
+          <w:szCs w:val="17"/>
+        </w:rPr>
+        <w:t xml:space="preserve">Tools &amp; Technologies: </w:t>
+      </w:r>
+      <w:r>
+        <w:rPr>
+          <w:color w:val="4B5563"/>
+          <w:sz w:val="17"/>
+          <w:szCs w:val="17"/>
+        </w:rPr>
+        <w:t xml:space="preserve">Git, GitHub, Maven, Postman, Practical AI Integration, AI-Assisted App Development</w:t>
+      </w:r>
+    </w:p>
+    <w:p>
+      <w:pPr>
+        <w:pBdr>
+          <w:bottom w:val="single" w:color="D1D5DB" w:sz="4" w:space="1"/>
+        </w:pBdr>
+        <w:spacing w:after="50" w:before="160"/>
+      </w:pPr>
+      <w:r>
+        <w:rPr>
+          <w:b/>
+          <w:bCs/>
+          <w:color w:val="15803D"/>
+          <w:spacing w:val="80"/>
+          <w:sz w:val="18"/>
+          <w:szCs w:val="18"/>
+        </w:rPr>
+        <w:t xml:space="preserve">PROJECTS</w:t>
+      </w:r>
+    </w:p>
+    <w:p>
+      <w:pPr>
+        <w:spacing w:after="15" w:before="40"/>
+      </w:pPr>
+      <w:r>
+        <w:rPr>
+          <w:b/>
+          <w:bCs/>
+          <w:color w:val="111827"/>
+          <w:sz w:val="18"/>
+          <w:szCs w:val="18"/>
+        </w:rPr>
+        <w:t xml:space="preserve">SellerLensIQ</w:t>
+      </w:r>
+      <w:r>
+        <w:rPr>
+          <w:b/>
+          <w:bCs/>
+          <w:color w:val="4B5563"/>
+          <w:sz w:val="18"/>
+          <w:szCs w:val="18"/>
+        </w:rPr>
+        <w:t xml:space="preserve">  ·  </w:t>
+      </w:r>
+      <w:r>
+        <w:rPr>
+          <w:i/>
+          <w:iCs/>
+          <w:color w:val="4B5563"/>
+          <w:sz w:val="17"/>
+          <w:szCs w:val="17"/>
+        </w:rPr>
+        <w:t xml:space="preserve">Java · Spring Boot · PostgreSQL · REST APIs</w:t>
+      </w:r>
+      <w:r>
+        <w:rPr>
+          <w:color w:val="4B5563"/>
           <w:sz w:val="16"/>
           <w:szCs w:val="16"/>
         </w:rPr>
-        <w:t xml:space="preserve">  —  Expected Graduation: 2028</w:t>
-      </w:r>
-    </w:p>
-    <w:p>
-      <w:pPr>
-        <w:spacing w:after="60" w:before="0"/>
-      </w:pPr>
-      <w:r>
-        <w:rPr>
-          <w:color w:val="4A4F5C"/>
-          <w:sz w:val="17"/>
-          <w:szCs w:val="17"/>
-        </w:rPr>
-        <w:t xml:space="preserve">JK Lakshmipat University, Jaipur (Current Student)</w:t>
-      </w:r>
-    </w:p>
-    <w:p>
-      <w:pPr>
-        <w:pStyle w:val="Heading2"/>
-        <w:pBdr>
-          <w:bottom w:val="single" w:color="D9D4C7" w:sz="6" w:space="1"/>
-        </w:pBdr>
-        <w:spacing w:after="40" w:before="120"/>
-      </w:pPr>
-      <w:r>
-        <w:rPr>
-          <w:b/>
-          <w:bCs/>
-          <w:color w:val="166A45"/>
-          <w:sz w:val="19"/>
-          <w:szCs w:val="19"/>
-        </w:rPr>
-        <w:t xml:space="preserve">EXPERIENCE</w:t>
-      </w:r>
-    </w:p>
-    <w:p>
-      <w:pPr>
-        <w:spacing w:after="20" w:before="30"/>
-      </w:pPr>
-      <w:r>
-        <w:rPr>
-          <w:b/>
-          <w:bCs/>
-          <w:color w:val="12141A"/>
+        <w:t xml:space="preserve">   [Associated with JGS Internship]</w:t>
+      </w:r>
+    </w:p>
+    <w:p>
+      <w:pPr>
+        <w:pStyle w:val="ListParagraph"/>
+        <w:numPr>
+          <w:ilvl w:val="0"/>
+          <w:numId w:val="1"/>
+        </w:numPr>
+        <w:spacing w:after="20" w:before="20"/>
+      </w:pPr>
+      <w:r>
+        <w:rPr>
+          <w:color w:val="111827"/>
+          <w:sz w:val="17"/>
+          <w:szCs w:val="17"/>
+        </w:rPr>
+        <w:t xml:space="preserve">Amazon keyword research and listing SEO intelligence platform.</w:t>
+      </w:r>
+    </w:p>
+    <w:p>
+      <w:pPr>
+        <w:pStyle w:val="ListParagraph"/>
+        <w:numPr>
+          <w:ilvl w:val="0"/>
+          <w:numId w:val="1"/>
+        </w:numPr>
+        <w:spacing w:after="20" w:before="20"/>
+      </w:pPr>
+      <w:r>
+        <w:rPr>
+          <w:color w:val="111827"/>
+          <w:sz w:val="17"/>
+          <w:szCs w:val="17"/>
+        </w:rPr>
+        <w:t xml:space="preserve">Engineered RESTful endpoints for keyword portfolio tracking, CSV bulk upload pipeline, and PostgreSQL persistence.</w:t>
+      </w:r>
+    </w:p>
+    <w:p>
+      <w:pPr>
+        <w:spacing w:after="40" w:before="0"/>
+      </w:pPr>
+    </w:p>
+    <w:p>
+      <w:pPr>
+        <w:spacing w:after="15" w:before="20"/>
+      </w:pPr>
+      <w:r>
+        <w:rPr>
+          <w:b/>
+          <w:bCs/>
+          <w:color w:val="111827"/>
           <w:sz w:val="18"/>
           <w:szCs w:val="18"/>
         </w:rPr>
-        <w:t xml:space="preserve">JGS Jaipur Global Services Pvt. Ltd., Jaipur</w:t>
-      </w:r>
-      <w:r>
-        <w:rPr>
-          <w:color w:val="4A4F5C"/>
+        <w:t xml:space="preserve">ClinicSaaS</w:t>
+      </w:r>
+      <w:r>
+        <w:rPr>
+          <w:b/>
+          <w:bCs/>
+          <w:color w:val="4B5563"/>
+          <w:sz w:val="18"/>
+          <w:szCs w:val="18"/>
+        </w:rPr>
+        <w:t xml:space="preserve">  ·  </w:t>
+      </w:r>
+      <w:r>
+        <w:rPr>
+          <w:i/>
+          <w:iCs/>
+          <w:color w:val="4B5563"/>
+          <w:sz w:val="17"/>
+          <w:szCs w:val="17"/>
+        </w:rPr>
+        <w:t xml:space="preserve">Java · Spring Boot · REST APIs</w:t>
+      </w:r>
+      <w:r>
+        <w:rPr>
+          <w:color w:val="4B5563"/>
           <w:sz w:val="16"/>
           <w:szCs w:val="16"/>
         </w:rPr>
-        <w:t xml:space="preserve">  —  18 May 2026 – 18 July 2026 (Internship)</w:t>
-      </w:r>
-    </w:p>
-    <w:p>
-      <w:pPr>
-        <w:spacing w:after="60" w:before="0"/>
-      </w:pPr>
-      <w:r>
-        <w:rPr>
-          <w:color w:val="12141A"/>
+        <w:t xml:space="preserve">   [In Progress]</w:t>
+      </w:r>
+    </w:p>
+    <w:p>
+      <w:pPr>
+        <w:pStyle w:val="ListParagraph"/>
+        <w:numPr>
+          <w:ilvl w:val="0"/>
+          <w:numId w:val="1"/>
+        </w:numPr>
+        <w:spacing w:after="20" w:before="20"/>
+      </w:pPr>
+      <w:r>
+        <w:rPr>
+          <w:color w:val="111827"/>
+          <w:sz w:val="17"/>
+          <w:szCs w:val="17"/>
+        </w:rPr>
+        <w:t xml:space="preserve">Healthcare clinic management application for administrative and appointment workflows.</w:t>
+      </w:r>
+    </w:p>
+    <w:p>
+      <w:pPr>
+        <w:pStyle w:val="ListParagraph"/>
+        <w:numPr>
+          <w:ilvl w:val="0"/>
+          <w:numId w:val="1"/>
+        </w:numPr>
+        <w:spacing w:after="20" w:before="20"/>
+      </w:pPr>
+      <w:r>
+        <w:rPr>
+          <w:color w:val="111827"/>
+          <w:sz w:val="17"/>
+          <w:szCs w:val="17"/>
+        </w:rPr>
+        <w:t xml:space="preserve">Implemented structured domain models, doctor scheduling logic, and secure REST endpoints.</w:t>
+      </w:r>
+    </w:p>
+    <w:p>
+      <w:pPr>
+        <w:spacing w:after="40" w:before="0"/>
+      </w:pPr>
+    </w:p>
+    <w:p>
+      <w:pPr>
+        <w:spacing w:after="15" w:before="20"/>
+      </w:pPr>
+      <w:r>
+        <w:rPr>
+          <w:b/>
+          <w:bCs/>
+          <w:color w:val="111827"/>
+          <w:sz w:val="18"/>
+          <w:szCs w:val="18"/>
+        </w:rPr>
+        <w:t xml:space="preserve">Vaani Bill</w:t>
+      </w:r>
+      <w:r>
+        <w:rPr>
+          <w:b/>
+          <w:bCs/>
+          <w:color w:val="4B5563"/>
+          <w:sz w:val="18"/>
+          <w:szCs w:val="18"/>
+        </w:rPr>
+        <w:t xml:space="preserve">  ·  </w:t>
+      </w:r>
+      <w:r>
+        <w:rPr>
+          <w:i/>
+          <w:iCs/>
+          <w:color w:val="4B5563"/>
+          <w:sz w:val="17"/>
+          <w:szCs w:val="17"/>
+        </w:rPr>
+        <w:t xml:space="preserve">React · Node.js · REST APIs</w:t>
+      </w:r>
+      <w:r>
+        <w:rPr>
+          <w:color w:val="4B5563"/>
           <w:sz w:val="16"/>
           <w:szCs w:val="16"/>
         </w:rPr>
-        <w:t xml:space="preserve">Engineered backend service layer and data persistence for SellerLensIQ, an Amazon keyword research and listing SEO platform. Built Spring Boot REST APIs, implemented authentication, CSV bulk ingestion pipeline, and PostgreSQL database models.</w:t>
-      </w:r>
-    </w:p>
-    <w:p>
-      <w:pPr>
-        <w:pStyle w:val="Heading2"/>
+        <w:t xml:space="preserve">   [Concept]</w:t>
+      </w:r>
+    </w:p>
+    <w:p>
+      <w:pPr>
+        <w:pStyle w:val="ListParagraph"/>
+        <w:numPr>
+          <w:ilvl w:val="0"/>
+          <w:numId w:val="1"/>
+        </w:numPr>
+        <w:spacing w:after="20" w:before="20"/>
+      </w:pPr>
+      <w:r>
+        <w:rPr>
+          <w:color w:val="111827"/>
+          <w:sz w:val="17"/>
+          <w:szCs w:val="17"/>
+        </w:rPr>
+        <w:t xml:space="preserve">AI voice point-of-sale concept exploring billing simplification through Hindi, English, and Hinglish speech interactions.</w:t>
+      </w:r>
+    </w:p>
+    <w:p>
+      <w:pPr>
+        <w:spacing w:after="60" w:before="0"/>
+      </w:pPr>
+    </w:p>
+    <w:p>
+      <w:pPr>
         <w:pBdr>
-          <w:bottom w:val="single" w:color="D9D4C7" w:sz="6" w:space="1"/>
+          <w:bottom w:val="single" w:color="D1D5DB" w:sz="4" w:space="1"/>
         </w:pBdr>
-        <w:spacing w:after="40" w:before="120"/>
-      </w:pPr>
-      <w:r>
-        <w:rPr>
-          <w:b/>
-          <w:bCs/>
-          <w:color w:val="166A45"/>
-          <w:sz w:val="19"/>
-          <w:szCs w:val="19"/>
-        </w:rPr>
-        <w:t xml:space="preserve">TECHNICAL SKILLS</w:t>
-      </w:r>
-    </w:p>
-    <w:p>
-      <w:pPr>
-        <w:spacing w:after="15" w:before="15"/>
-      </w:pPr>
-      <w:r>
-        <w:rPr>
-          <w:b/>
-          <w:bCs/>
-          <w:color w:val="12141A"/>
-          <w:sz w:val="16"/>
-          <w:szCs w:val="16"/>
-        </w:rPr>
-        <w:t xml:space="preserve">• Frontend: </w:t>
-      </w:r>
-      <w:r>
-        <w:rPr>
-          <w:color w:val="4A4F5C"/>
-          <w:sz w:val="16"/>
-          <w:szCs w:val="16"/>
-        </w:rPr>
-        <w:t xml:space="preserve">JavaScript, React</w:t>
-      </w:r>
-    </w:p>
-    <w:p>
-      <w:pPr>
-        <w:spacing w:after="15" w:before="15"/>
-      </w:pPr>
-      <w:r>
-        <w:rPr>
-          <w:b/>
-          <w:bCs/>
-          <w:color w:val="12141A"/>
-          <w:sz w:val="16"/>
-          <w:szCs w:val="16"/>
-        </w:rPr>
-        <w:t xml:space="preserve">• Backend: </w:t>
-      </w:r>
-      <w:r>
-        <w:rPr>
-          <w:color w:val="4A4F5C"/>
-          <w:sz w:val="16"/>
-          <w:szCs w:val="16"/>
-        </w:rPr>
-        <w:t xml:space="preserve">Java, C++, Python, Spring Boot, REST APIs, Node.js, Express, PostgreSQL, MySQL, MongoDB, SQL</w:t>
-      </w:r>
-    </w:p>
-    <w:p>
-      <w:pPr>
-        <w:spacing w:after="15" w:before="15"/>
-      </w:pPr>
-      <w:r>
-        <w:rPr>
-          <w:b/>
-          <w:bCs/>
-          <w:color w:val="12141A"/>
-          <w:sz w:val="16"/>
-          <w:szCs w:val="16"/>
-        </w:rPr>
-        <w:t xml:space="preserve">• Tools &amp; Technologies: </w:t>
-      </w:r>
-      <w:r>
-        <w:rPr>
-          <w:color w:val="4A4F5C"/>
-          <w:sz w:val="16"/>
-          <w:szCs w:val="16"/>
-        </w:rPr>
-        <w:t xml:space="preserve">Git, GitHub, Maven, Postman, Practical AI Integration, AI-Assisted App Development</w:t>
-      </w:r>
-    </w:p>
-    <w:p>
-      <w:pPr>
-        <w:pStyle w:val="Heading2"/>
-        <w:pBdr>
-          <w:bottom w:val="single" w:color="D9D4C7" w:sz="6" w:space="1"/>
-        </w:pBdr>
-        <w:spacing w:after="40" w:before="120"/>
-      </w:pPr>
-      <w:r>
-        <w:rPr>
-          <w:b/>
-          <w:bCs/>
-          <w:color w:val="166A45"/>
-          <w:sz w:val="19"/>
-          <w:szCs w:val="19"/>
-        </w:rPr>
-        <w:t xml:space="preserve">PROJECTS SHOWCASE</w:t>
-      </w:r>
-    </w:p>
-    <w:p>
-      <w:pPr>
-        <w:spacing w:after="15" w:before="30"/>
-      </w:pPr>
-      <w:r>
-        <w:rPr>
-          <w:b/>
-          <w:bCs/>
-          <w:color w:val="12141A"/>
+        <w:spacing w:after="50" w:before="160"/>
+      </w:pPr>
+      <w:r>
+        <w:rPr>
+          <w:b/>
+          <w:bCs/>
+          <w:color w:val="15803D"/>
+          <w:spacing w:val="80"/>
           <w:sz w:val="18"/>
           <w:szCs w:val="18"/>
         </w:rPr>
-        <w:t xml:space="preserve">SellerLensIQ</w:t>
-      </w:r>
-      <w:r>
-        <w:rPr>
-          <w:b/>
-          <w:bCs/>
-          <w:color w:val="166A45"/>
-          <w:sz w:val="16"/>
-          <w:szCs w:val="16"/>
-        </w:rPr>
-        <w:t xml:space="preserve">  [Java, Spring Boot, PostgreSQL, REST APIs]</w:t>
-      </w:r>
-      <w:r>
-        <w:rPr>
-          <w:i/>
-          <w:iCs/>
-          <w:color w:val="4A4F5C"/>
-          <w:sz w:val="15"/>
-          <w:szCs w:val="15"/>
-        </w:rPr>
-        <w:t xml:space="preserve">  (Associated with JGS)</w:t>
-      </w:r>
-    </w:p>
-    <w:p>
-      <w:pPr>
-        <w:spacing w:after="40" w:before="0"/>
-      </w:pPr>
-      <w:r>
-        <w:rPr>
-          <w:color w:val="4A4F5C"/>
-          <w:sz w:val="16"/>
-          <w:szCs w:val="16"/>
-        </w:rPr>
-        <w:t xml:space="preserve">Amazon keyword research and listing SEO intelligence platform. Engineered RESTful endpoints for keyword portfolio tracking, CSV bulk upload pipeline, and PostgreSQL persistence.</w:t>
-      </w:r>
-    </w:p>
-    <w:p>
-      <w:pPr>
-        <w:spacing w:after="15" w:before="30"/>
-      </w:pPr>
-      <w:r>
-        <w:rPr>
-          <w:b/>
-          <w:bCs/>
-          <w:color w:val="12141A"/>
+        <w:t xml:space="preserve">ACHIEVEMENTS &amp; ACTIVITIES</w:t>
+      </w:r>
+    </w:p>
+    <w:p>
+      <w:pPr>
+        <w:pStyle w:val="ListParagraph"/>
+        <w:numPr>
+          <w:ilvl w:val="0"/>
+          <w:numId w:val="1"/>
+        </w:numPr>
+        <w:spacing w:after="20" w:before="20"/>
+      </w:pPr>
+      <w:r>
+        <w:rPr>
+          <w:b/>
+          <w:bCs/>
+          <w:color w:val="111827"/>
+          <w:sz w:val="17"/>
+          <w:szCs w:val="17"/>
+        </w:rPr>
+        <w:t xml:space="preserve">McKinsey Forward Program </w:t>
+      </w:r>
+      <w:r>
+        <w:rPr>
+          <w:color w:val="4B5563"/>
+          <w:sz w:val="17"/>
+          <w:szCs w:val="17"/>
+        </w:rPr>
+        <w:t xml:space="preserve">— Participant; professional skills and leadership curriculum by McKinsey &amp; Company.</w:t>
+      </w:r>
+    </w:p>
+    <w:p>
+      <w:pPr>
+        <w:pStyle w:val="ListParagraph"/>
+        <w:numPr>
+          <w:ilvl w:val="0"/>
+          <w:numId w:val="1"/>
+        </w:numPr>
+        <w:spacing w:after="20" w:before="20"/>
+      </w:pPr>
+      <w:r>
+        <w:rPr>
+          <w:b/>
+          <w:bCs/>
+          <w:color w:val="111827"/>
+          <w:sz w:val="17"/>
+          <w:szCs w:val="17"/>
+        </w:rPr>
+        <w:t xml:space="preserve">LeetCode </w:t>
+      </w:r>
+      <w:r>
+        <w:rPr>
+          <w:color w:val="4B5563"/>
+          <w:sz w:val="17"/>
+          <w:szCs w:val="17"/>
+        </w:rPr>
+        <w:t xml:space="preserve">— Solved 175+ problems across data structures, algorithms, and system design topics.</w:t>
+      </w:r>
+    </w:p>
+    <w:p>
+      <w:pPr>
+        <w:pStyle w:val="ListParagraph"/>
+        <w:numPr>
+          <w:ilvl w:val="0"/>
+          <w:numId w:val="1"/>
+        </w:numPr>
+        <w:spacing w:after="20" w:before="20"/>
+      </w:pPr>
+      <w:r>
+        <w:rPr>
+          <w:b/>
+          <w:bCs/>
+          <w:color w:val="111827"/>
+          <w:sz w:val="17"/>
+          <w:szCs w:val="17"/>
+        </w:rPr>
+        <w:t xml:space="preserve">Google &amp; IBM Certifications </w:t>
+      </w:r>
+      <w:r>
+        <w:rPr>
+          <w:color w:val="4B5563"/>
+          <w:sz w:val="17"/>
+          <w:szCs w:val="17"/>
+        </w:rPr>
+        <w:t xml:space="preserve">— Completed verified courses in AI, data analytics, and software engineering fundamentals.</w:t>
+      </w:r>
+    </w:p>
+    <w:p>
+      <w:pPr>
+        <w:spacing w:after="60" w:before="0"/>
+      </w:pPr>
+    </w:p>
+    <w:p>
+      <w:pPr>
+        <w:pBdr>
+          <w:bottom w:val="single" w:color="D1D5DB" w:sz="4" w:space="1"/>
+        </w:pBdr>
+        <w:spacing w:after="50" w:before="160"/>
+      </w:pPr>
+      <w:r>
+        <w:rPr>
+          <w:b/>
+          <w:bCs/>
+          <w:color w:val="15803D"/>
+          <w:spacing w:val="80"/>
           <w:sz w:val="18"/>
           <w:szCs w:val="18"/>
         </w:rPr>
-        <w:t xml:space="preserve">ClinicSaaS</w:t>
-      </w:r>
-      <w:r>
-        <w:rPr>
-          <w:b/>
-          <w:bCs/>
-          <w:color w:val="166A45"/>
-          <w:sz w:val="16"/>
-          <w:szCs w:val="16"/>
-        </w:rPr>
-        <w:t xml:space="preserve">  [Java, Spring Boot, REST APIs]</w:t>
-      </w:r>
-      <w:r>
-        <w:rPr>
-          <w:i/>
-          <w:iCs/>
-          <w:color w:val="4A4F5C"/>
-          <w:sz w:val="15"/>
-          <w:szCs w:val="15"/>
-        </w:rPr>
-        <w:t xml:space="preserve">  (In Progress)</w:t>
-      </w:r>
-    </w:p>
-    <w:p>
-      <w:pPr>
-        <w:spacing w:after="40" w:before="0"/>
-      </w:pPr>
-      <w:r>
-        <w:rPr>
-          <w:color w:val="4A4F5C"/>
-          <w:sz w:val="16"/>
-          <w:szCs w:val="16"/>
-        </w:rPr>
-        <w:t xml:space="preserve">Healthcare clinic management application for administrative and appointment workflows. Implemented structured domain models, doctor scheduling logic, and secure REST endpoints.</w:t>
-      </w:r>
-    </w:p>
-    <w:p>
-      <w:pPr>
-        <w:spacing w:after="15" w:before="30"/>
-      </w:pPr>
-      <w:r>
-        <w:rPr>
-          <w:b/>
-          <w:bCs/>
-          <w:color w:val="12141A"/>
-          <w:sz w:val="18"/>
-          <w:szCs w:val="18"/>
-        </w:rPr>
-        <w:t xml:space="preserve">Vaani Bill</w:t>
-      </w:r>
-      <w:r>
-        <w:rPr>
-          <w:b/>
-          <w:bCs/>
-          <w:color w:val="166A45"/>
-          <w:sz w:val="16"/>
-          <w:szCs w:val="16"/>
-        </w:rPr>
-        <w:t xml:space="preserve">  [React, Node.js, REST APIs]</w:t>
-      </w:r>
-      <w:r>
-        <w:rPr>
-          <w:i/>
-          <w:iCs/>
-          <w:color w:val="4A4F5C"/>
-          <w:sz w:val="15"/>
-          <w:szCs w:val="15"/>
-        </w:rPr>
-        <w:t xml:space="preserve">  (Concept)</w:t>
-      </w:r>
-    </w:p>
-    <w:p>
-      <w:pPr>
-        <w:spacing w:after="40" w:before="0"/>
-      </w:pPr>
-      <w:r>
-        <w:rPr>
-          <w:color w:val="4A4F5C"/>
-          <w:sz w:val="16"/>
-          <w:szCs w:val="16"/>
-        </w:rPr>
-        <w:t xml:space="preserve">AI voice point-of-sale concept exploring billing simplification through Hindi, English, and Hinglish speech interactions. (Product concept, not yet deployed).</w:t>
-      </w:r>
-    </w:p>
-    <w:p>
-      <w:pPr>
-        <w:pStyle w:val="Heading2"/>
-        <w:pBdr>
-          <w:bottom w:val="single" w:color="D9D4C7" w:sz="6" w:space="1"/>
-        </w:pBdr>
-        <w:spacing w:after="40" w:before="120"/>
-      </w:pPr>
-      <w:r>
-        <w:rPr>
-          <w:b/>
-          <w:bCs/>
-          <w:color w:val="166A45"/>
-          <w:sz w:val="19"/>
-          <w:szCs w:val="19"/>
-        </w:rPr>
-        <w:t xml:space="preserve">CORE COMPETENCIES &amp; ENGINEERING FOCUS</w:t>
-      </w:r>
-    </w:p>
-    <w:p>
-      <w:pPr>
-        <w:spacing w:after="30" w:before="30"/>
-      </w:pPr>
-      <w:r>
-        <w:rPr>
-          <w:color w:val="12141A"/>
-          <w:sz w:val="16"/>
-          <w:szCs w:val="16"/>
+        <w:t xml:space="preserve">CORE COMPETENCIES</w:t>
+      </w:r>
+    </w:p>
+    <w:p>
+      <w:pPr>
+        <w:spacing w:after="30" w:before="40"/>
+      </w:pPr>
+      <w:r>
+        <w:rPr>
+          <w:color w:val="4B5563"/>
+          <w:sz w:val="17"/>
+          <w:szCs w:val="17"/>
         </w:rPr>
         <w:t xml:space="preserve">Strict API Contracts &amp; Schema Validation   •   Relational &amp; Document Persistence Boundaries   •   Defensive Security &amp; Middleware Architecture   •   Practical AI Systems Integration</w:t>
       </w:r>
     </w:p>
     <w:sectPr>
       <w:pgSz w:w="11906" w:h="16838" w:orient="portrait"/>
-      <w:pgMar w:top="576" w:right="576" w:bottom="576" w:left="576" w:header="708" w:footer="708" w:gutter="0"/>
+      <w:pgMar w:top="648" w:right="720" w:bottom="648" w:left="720" w:header="708" w:footer="708" w:gutter="0"/>
       <w:pgNumType/>
       <w:docGrid w:linePitch="360"/>
     </w:sectPr>
@@ -652,7 +1003,14 @@
 <file path=word/styles.xml><?xml version="1.0" encoding="utf-8"?>
 <w:styles xmlns:mc="http://schemas.openxmlformats.org/markup-compatibility/2006" xmlns:r="http://schemas.openxmlformats.org/officeDocument/2006/relationships" xmlns:w="http://schemas.openxmlformats.org/wordprocessingml/2006/main" xmlns:w14="http://schemas.microsoft.com/office/word/2010/wordml" xmlns:w15="http://schemas.microsoft.com/office/word/2012/wordml" mc:Ignorable="w14 w15">
   <w:docDefaults>
-    <w:rPrDefault/>
+    <w:rPrDefault>
+      <w:rPr>
+        <w:rFonts w:ascii="Calibri" w:cs="Calibri" w:eastAsia="Calibri" w:hAnsi="Calibri"/>
+        <w:color w:val="111827"/>
+        <w:sz w:val="18"/>
+        <w:szCs w:val="18"/>
+      </w:rPr>
+    </w:rPrDefault>
     <w:pPrDefault/>
   </w:docDefaults>
   <w:style w:type="paragraph" w:styleId="Normal" w:default="1">
